--- a/Programming1/HW1.docx
+++ b/Programming1/HW1.docx
@@ -3365,10 +3365,10 @@
                   <v:path o:extrusionok="f" gradientshapeok="t" o:connecttype="rect"/>
                   <o:lock v:ext="edit" aspectratio="t"/>
                 </v:shapetype>
-                <v:shape id="_x0000_i1037" type="#_x0000_t75" style="width:211pt;height:299.5pt" o:ole="">
+                <v:shape id="_x0000_i1025" type="#_x0000_t75" style="width:211pt;height:299.5pt" o:ole="">
                   <v:imagedata r:id="rId6" o:title=""/>
                 </v:shape>
-                <o:OLEObject Type="Embed" ProgID="PBrush" ShapeID="_x0000_i1037" DrawAspect="Content" ObjectID="_1821997187" r:id="rId7"/>
+                <o:OLEObject Type="Embed" ProgID="PBrush" ShapeID="_x0000_i1025" DrawAspect="Content" ObjectID="_1822342636" r:id="rId7"/>
               </w:object>
             </w:r>
           </w:p>
@@ -4354,7 +4354,7 @@
     <w:p>
       <w:r>
         <w:pict w14:anchorId="7948EB9A">
-          <v:rect id="_x0000_i1038" style="width:0;height:1.5pt" o:hralign="center" o:hrstd="t" o:hr="t" fillcolor="#a0a0a0" stroked="f"/>
+          <v:rect id="_x0000_i1026" style="width:0;height:1.5pt" o:hralign="center" o:hrstd="t" o:hr="t" fillcolor="#a0a0a0" stroked="f"/>
         </w:pict>
       </w:r>
     </w:p>
@@ -4412,7 +4412,7 @@
     <w:p>
       <w:r>
         <w:pict w14:anchorId="7D83631C">
-          <v:rect id="_x0000_i1039" style="width:0;height:1.5pt" o:hralign="center" o:hrstd="t" o:hr="t" fillcolor="#a0a0a0" stroked="f"/>
+          <v:rect id="_x0000_i1027" style="width:0;height:1.5pt" o:hralign="center" o:hrstd="t" o:hr="t" fillcolor="#a0a0a0" stroked="f"/>
         </w:pict>
       </w:r>
     </w:p>
@@ -4495,7 +4495,7 @@
     <w:p>
       <w:r>
         <w:pict w14:anchorId="347E263A">
-          <v:rect id="_x0000_i1040" style="width:0;height:1.5pt" o:hralign="center" o:hrstd="t" o:hr="t" fillcolor="#a0a0a0" stroked="f"/>
+          <v:rect id="_x0000_i1028" style="width:0;height:1.5pt" o:hralign="center" o:hrstd="t" o:hr="t" fillcolor="#a0a0a0" stroked="f"/>
         </w:pict>
       </w:r>
     </w:p>
@@ -4585,7 +4585,7 @@
     <w:p>
       <w:r>
         <w:pict w14:anchorId="668D5F0D">
-          <v:rect id="_x0000_i1041" style="width:0;height:1.5pt" o:hralign="center" o:hrstd="t" o:hr="t" fillcolor="#a0a0a0" stroked="f"/>
+          <v:rect id="_x0000_i1029" style="width:0;height:1.5pt" o:hralign="center" o:hrstd="t" o:hr="t" fillcolor="#a0a0a0" stroked="f"/>
         </w:pict>
       </w:r>
     </w:p>
@@ -4654,7 +4654,7 @@
     <w:p>
       <w:r>
         <w:pict w14:anchorId="588469B6">
-          <v:rect id="_x0000_i1042" style="width:0;height:1.5pt" o:hralign="center" o:hrstd="t" o:hr="t" fillcolor="#a0a0a0" stroked="f"/>
+          <v:rect id="_x0000_i1030" style="width:0;height:1.5pt" o:hralign="center" o:hrstd="t" o:hr="t" fillcolor="#a0a0a0" stroked="f"/>
         </w:pict>
       </w:r>
     </w:p>
@@ -4709,6 +4709,2120 @@
         <w:t xml:space="preserve"> use integer division for /.</w:t>
       </w:r>
     </w:p>
+    <w:p/>
+    <w:p/>
+    <w:p/>
+    <w:p/>
+    <w:p>
+      <w:pPr>
+        <w:rPr>
+          <w:b/>
+          <w:bCs/>
+        </w:rPr>
+      </w:pPr>
+      <w:r>
+        <w:rPr>
+          <w:b/>
+          <w:bCs/>
+        </w:rPr>
+        <w:lastRenderedPageBreak/>
+        <w:t>Question 8: Compound Assignment Operators</w:t>
+      </w:r>
+    </w:p>
+    <w:p>
+      <w:pPr>
+        <w:rPr>
+          <w:b/>
+          <w:bCs/>
+        </w:rPr>
+      </w:pPr>
+      <w:r>
+        <w:rPr>
+          <w:b/>
+          <w:bCs/>
+        </w:rPr>
+        <w:t>Given the following program, show the output on the screen</w:t>
+      </w:r>
+    </w:p>
+    <w:p>
+      <w:pPr>
+        <w:rPr>
+          <w:rFonts w:ascii="Century Gothic" w:hAnsi="Century Gothic"/>
+          <w:b/>
+          <w:bCs/>
+        </w:rPr>
+      </w:pPr>
+    </w:p>
+    <w:p>
+      <w:pPr>
+        <w:rPr>
+          <w:rFonts w:ascii="Century Gothic" w:hAnsi="Century Gothic"/>
+          <w:b/>
+          <w:bCs/>
+        </w:rPr>
+      </w:pPr>
+      <w:proofErr w:type="gramStart"/>
+      <w:r>
+        <w:rPr>
+          <w:rFonts w:ascii="Century Gothic" w:hAnsi="Century Gothic"/>
+          <w:b/>
+          <w:bCs/>
+        </w:rPr>
+        <w:t>#include</w:t>
+      </w:r>
+      <w:proofErr w:type="gramEnd"/>
+      <w:r>
+        <w:rPr>
+          <w:rFonts w:ascii="Century Gothic" w:hAnsi="Century Gothic"/>
+          <w:b/>
+          <w:bCs/>
+        </w:rPr>
+        <w:t xml:space="preserve"> &lt;iostream&gt;</w:t>
+      </w:r>
+    </w:p>
+    <w:p>
+      <w:pPr>
+        <w:rPr>
+          <w:rFonts w:ascii="Century Gothic" w:hAnsi="Century Gothic"/>
+          <w:b/>
+          <w:bCs/>
+        </w:rPr>
+      </w:pPr>
+      <w:r>
+        <w:rPr>
+          <w:rFonts w:ascii="Century Gothic" w:hAnsi="Century Gothic"/>
+          <w:b/>
+          <w:bCs/>
+        </w:rPr>
+        <w:t xml:space="preserve">using namespace </w:t>
+      </w:r>
+      <w:proofErr w:type="gramStart"/>
+      <w:r>
+        <w:rPr>
+          <w:rFonts w:ascii="Century Gothic" w:hAnsi="Century Gothic"/>
+          <w:b/>
+          <w:bCs/>
+        </w:rPr>
+        <w:t>std;</w:t>
+      </w:r>
+      <w:proofErr w:type="gramEnd"/>
+    </w:p>
+    <w:p>
+      <w:pPr>
+        <w:rPr>
+          <w:rFonts w:ascii="Century Gothic" w:hAnsi="Century Gothic"/>
+          <w:b/>
+          <w:bCs/>
+        </w:rPr>
+      </w:pPr>
+      <w:r>
+        <w:rPr>
+          <w:rFonts w:ascii="Century Gothic" w:hAnsi="Century Gothic"/>
+          <w:b/>
+          <w:bCs/>
+        </w:rPr>
+        <w:t xml:space="preserve">int </w:t>
+      </w:r>
+      <w:proofErr w:type="gramStart"/>
+      <w:r>
+        <w:rPr>
+          <w:rFonts w:ascii="Century Gothic" w:hAnsi="Century Gothic"/>
+          <w:b/>
+          <w:bCs/>
+        </w:rPr>
+        <w:t>main(</w:t>
+      </w:r>
+      <w:proofErr w:type="gramEnd"/>
+      <w:r>
+        <w:rPr>
+          <w:rFonts w:ascii="Century Gothic" w:hAnsi="Century Gothic"/>
+          <w:b/>
+          <w:bCs/>
+        </w:rPr>
+        <w:t>)</w:t>
+      </w:r>
+    </w:p>
+    <w:p>
+      <w:pPr>
+        <w:rPr>
+          <w:rFonts w:ascii="Century Gothic" w:hAnsi="Century Gothic"/>
+          <w:b/>
+          <w:bCs/>
+        </w:rPr>
+      </w:pPr>
+      <w:r>
+        <w:rPr>
+          <w:rFonts w:ascii="Century Gothic" w:hAnsi="Century Gothic"/>
+          <w:b/>
+          <w:bCs/>
+        </w:rPr>
+        <w:t>{</w:t>
+      </w:r>
+    </w:p>
+    <w:p>
+      <w:pPr>
+        <w:rPr>
+          <w:rFonts w:ascii="Century Gothic" w:hAnsi="Century Gothic"/>
+          <w:b/>
+          <w:bCs/>
+        </w:rPr>
+      </w:pPr>
+      <w:r>
+        <w:rPr>
+          <w:rFonts w:ascii="Century Gothic" w:hAnsi="Century Gothic"/>
+          <w:b/>
+          <w:bCs/>
+        </w:rPr>
+        <w:t xml:space="preserve">    int x = 4, y = </w:t>
+      </w:r>
+      <w:proofErr w:type="gramStart"/>
+      <w:r>
+        <w:rPr>
+          <w:rFonts w:ascii="Century Gothic" w:hAnsi="Century Gothic"/>
+          <w:b/>
+          <w:bCs/>
+        </w:rPr>
+        <w:t>3;</w:t>
+      </w:r>
+      <w:proofErr w:type="gramEnd"/>
+    </w:p>
+    <w:p>
+      <w:pPr>
+        <w:rPr>
+          <w:rFonts w:ascii="Century Gothic" w:hAnsi="Century Gothic"/>
+          <w:b/>
+          <w:bCs/>
+        </w:rPr>
+      </w:pPr>
+      <w:r>
+        <w:rPr>
+          <w:rFonts w:ascii="Century Gothic" w:hAnsi="Century Gothic"/>
+          <w:b/>
+          <w:bCs/>
+        </w:rPr>
+        <w:t xml:space="preserve">    x *= </w:t>
+      </w:r>
+      <w:proofErr w:type="gramStart"/>
+      <w:r>
+        <w:rPr>
+          <w:rFonts w:ascii="Century Gothic" w:hAnsi="Century Gothic"/>
+          <w:b/>
+          <w:bCs/>
+        </w:rPr>
+        <w:t xml:space="preserve">y;   </w:t>
+      </w:r>
+      <w:proofErr w:type="gramEnd"/>
+      <w:r>
+        <w:rPr>
+          <w:rFonts w:ascii="Century Gothic" w:hAnsi="Century Gothic"/>
+          <w:b/>
+          <w:bCs/>
+        </w:rPr>
+        <w:t xml:space="preserve">     // line 1</w:t>
+      </w:r>
+    </w:p>
+    <w:p>
+      <w:pPr>
+        <w:rPr>
+          <w:rFonts w:ascii="Century Gothic" w:hAnsi="Century Gothic"/>
+          <w:b/>
+          <w:bCs/>
+        </w:rPr>
+      </w:pPr>
+      <w:r>
+        <w:rPr>
+          <w:rFonts w:ascii="Century Gothic" w:hAnsi="Century Gothic"/>
+          <w:b/>
+          <w:bCs/>
+        </w:rPr>
+        <w:t xml:space="preserve">    </w:t>
+      </w:r>
+      <w:proofErr w:type="spellStart"/>
+      <w:r>
+        <w:rPr>
+          <w:rFonts w:ascii="Century Gothic" w:hAnsi="Century Gothic"/>
+          <w:b/>
+          <w:bCs/>
+        </w:rPr>
+        <w:t>cout</w:t>
+      </w:r>
+      <w:proofErr w:type="spellEnd"/>
+      <w:r>
+        <w:rPr>
+          <w:rFonts w:ascii="Century Gothic" w:hAnsi="Century Gothic"/>
+          <w:b/>
+          <w:bCs/>
+        </w:rPr>
+        <w:t xml:space="preserve"> &lt;&lt; "After line 1, x = " &lt;&lt; x &lt;&lt; </w:t>
+      </w:r>
+      <w:proofErr w:type="spellStart"/>
+      <w:proofErr w:type="gramStart"/>
+      <w:r>
+        <w:rPr>
+          <w:rFonts w:ascii="Century Gothic" w:hAnsi="Century Gothic"/>
+          <w:b/>
+          <w:bCs/>
+        </w:rPr>
+        <w:t>endl</w:t>
+      </w:r>
+      <w:proofErr w:type="spellEnd"/>
+      <w:r>
+        <w:rPr>
+          <w:rFonts w:ascii="Century Gothic" w:hAnsi="Century Gothic"/>
+          <w:b/>
+          <w:bCs/>
+        </w:rPr>
+        <w:t>;</w:t>
+      </w:r>
+      <w:proofErr w:type="gramEnd"/>
+    </w:p>
+    <w:p>
+      <w:pPr>
+        <w:rPr>
+          <w:rFonts w:ascii="Century Gothic" w:hAnsi="Century Gothic"/>
+          <w:b/>
+          <w:bCs/>
+        </w:rPr>
+      </w:pPr>
+      <w:r>
+        <w:rPr>
+          <w:rFonts w:ascii="Century Gothic" w:hAnsi="Century Gothic"/>
+          <w:b/>
+          <w:bCs/>
+        </w:rPr>
+        <w:t xml:space="preserve">    x += </w:t>
+      </w:r>
+      <w:proofErr w:type="gramStart"/>
+      <w:r>
+        <w:rPr>
+          <w:rFonts w:ascii="Century Gothic" w:hAnsi="Century Gothic"/>
+          <w:b/>
+          <w:bCs/>
+        </w:rPr>
+        <w:t xml:space="preserve">2;   </w:t>
+      </w:r>
+      <w:proofErr w:type="gramEnd"/>
+      <w:r>
+        <w:rPr>
+          <w:rFonts w:ascii="Century Gothic" w:hAnsi="Century Gothic"/>
+          <w:b/>
+          <w:bCs/>
+        </w:rPr>
+        <w:t xml:space="preserve">     // line 2</w:t>
+      </w:r>
+    </w:p>
+    <w:p>
+      <w:pPr>
+        <w:rPr>
+          <w:rFonts w:ascii="Century Gothic" w:hAnsi="Century Gothic"/>
+          <w:b/>
+          <w:bCs/>
+        </w:rPr>
+      </w:pPr>
+      <w:r>
+        <w:rPr>
+          <w:rFonts w:ascii="Century Gothic" w:hAnsi="Century Gothic"/>
+          <w:b/>
+          <w:bCs/>
+        </w:rPr>
+        <w:t xml:space="preserve">    </w:t>
+      </w:r>
+      <w:proofErr w:type="spellStart"/>
+      <w:r>
+        <w:rPr>
+          <w:rFonts w:ascii="Century Gothic" w:hAnsi="Century Gothic"/>
+          <w:b/>
+          <w:bCs/>
+        </w:rPr>
+        <w:t>cout</w:t>
+      </w:r>
+      <w:proofErr w:type="spellEnd"/>
+      <w:r>
+        <w:rPr>
+          <w:rFonts w:ascii="Century Gothic" w:hAnsi="Century Gothic"/>
+          <w:b/>
+          <w:bCs/>
+        </w:rPr>
+        <w:t xml:space="preserve"> &lt;&lt; "After line 2, x = " &lt;&lt; x &lt;&lt; </w:t>
+      </w:r>
+      <w:proofErr w:type="spellStart"/>
+      <w:proofErr w:type="gramStart"/>
+      <w:r>
+        <w:rPr>
+          <w:rFonts w:ascii="Century Gothic" w:hAnsi="Century Gothic"/>
+          <w:b/>
+          <w:bCs/>
+        </w:rPr>
+        <w:t>endl</w:t>
+      </w:r>
+      <w:proofErr w:type="spellEnd"/>
+      <w:r>
+        <w:rPr>
+          <w:rFonts w:ascii="Century Gothic" w:hAnsi="Century Gothic"/>
+          <w:b/>
+          <w:bCs/>
+        </w:rPr>
+        <w:t>;</w:t>
+      </w:r>
+      <w:proofErr w:type="gramEnd"/>
+    </w:p>
+    <w:p>
+      <w:pPr>
+        <w:rPr>
+          <w:rFonts w:ascii="Century Gothic" w:hAnsi="Century Gothic"/>
+          <w:b/>
+          <w:bCs/>
+        </w:rPr>
+      </w:pPr>
+      <w:r>
+        <w:rPr>
+          <w:rFonts w:ascii="Century Gothic" w:hAnsi="Century Gothic"/>
+          <w:b/>
+          <w:bCs/>
+        </w:rPr>
+        <w:t xml:space="preserve">    x %= </w:t>
+      </w:r>
+      <w:proofErr w:type="gramStart"/>
+      <w:r>
+        <w:rPr>
+          <w:rFonts w:ascii="Century Gothic" w:hAnsi="Century Gothic"/>
+          <w:b/>
+          <w:bCs/>
+        </w:rPr>
+        <w:t xml:space="preserve">5;   </w:t>
+      </w:r>
+      <w:proofErr w:type="gramEnd"/>
+      <w:r>
+        <w:rPr>
+          <w:rFonts w:ascii="Century Gothic" w:hAnsi="Century Gothic"/>
+          <w:b/>
+          <w:bCs/>
+        </w:rPr>
+        <w:t xml:space="preserve">     // line 3</w:t>
+      </w:r>
+    </w:p>
+    <w:p>
+      <w:pPr>
+        <w:rPr>
+          <w:rFonts w:ascii="Century Gothic" w:hAnsi="Century Gothic"/>
+          <w:b/>
+          <w:bCs/>
+        </w:rPr>
+      </w:pPr>
+      <w:r>
+        <w:rPr>
+          <w:rFonts w:ascii="Century Gothic" w:hAnsi="Century Gothic"/>
+          <w:b/>
+          <w:bCs/>
+        </w:rPr>
+        <w:t xml:space="preserve">    </w:t>
+      </w:r>
+      <w:proofErr w:type="spellStart"/>
+      <w:r>
+        <w:rPr>
+          <w:rFonts w:ascii="Century Gothic" w:hAnsi="Century Gothic"/>
+          <w:b/>
+          <w:bCs/>
+        </w:rPr>
+        <w:t>cout</w:t>
+      </w:r>
+      <w:proofErr w:type="spellEnd"/>
+      <w:r>
+        <w:rPr>
+          <w:rFonts w:ascii="Century Gothic" w:hAnsi="Century Gothic"/>
+          <w:b/>
+          <w:bCs/>
+        </w:rPr>
+        <w:t xml:space="preserve"> &lt;&lt; "After line 3, x = " &lt;&lt; x &lt;&lt; </w:t>
+      </w:r>
+      <w:proofErr w:type="spellStart"/>
+      <w:proofErr w:type="gramStart"/>
+      <w:r>
+        <w:rPr>
+          <w:rFonts w:ascii="Century Gothic" w:hAnsi="Century Gothic"/>
+          <w:b/>
+          <w:bCs/>
+        </w:rPr>
+        <w:t>endl</w:t>
+      </w:r>
+      <w:proofErr w:type="spellEnd"/>
+      <w:r>
+        <w:rPr>
+          <w:rFonts w:ascii="Century Gothic" w:hAnsi="Century Gothic"/>
+          <w:b/>
+          <w:bCs/>
+        </w:rPr>
+        <w:t>;</w:t>
+      </w:r>
+      <w:proofErr w:type="gramEnd"/>
+    </w:p>
+    <w:p>
+      <w:pPr>
+        <w:rPr>
+          <w:rFonts w:ascii="Century Gothic" w:hAnsi="Century Gothic"/>
+          <w:b/>
+          <w:bCs/>
+        </w:rPr>
+      </w:pPr>
+      <w:r>
+        <w:rPr>
+          <w:rFonts w:ascii="Century Gothic" w:hAnsi="Century Gothic"/>
+          <w:b/>
+          <w:bCs/>
+        </w:rPr>
+        <w:t xml:space="preserve">    return </w:t>
+      </w:r>
+      <w:proofErr w:type="gramStart"/>
+      <w:r>
+        <w:rPr>
+          <w:rFonts w:ascii="Century Gothic" w:hAnsi="Century Gothic"/>
+          <w:b/>
+          <w:bCs/>
+        </w:rPr>
+        <w:t>0;</w:t>
+      </w:r>
+      <w:proofErr w:type="gramEnd"/>
+    </w:p>
+    <w:p>
+      <w:pPr>
+        <w:rPr>
+          <w:rFonts w:ascii="Century Gothic" w:hAnsi="Century Gothic"/>
+          <w:b/>
+          <w:bCs/>
+        </w:rPr>
+      </w:pPr>
+      <w:r>
+        <w:rPr>
+          <w:rFonts w:ascii="Century Gothic" w:hAnsi="Century Gothic"/>
+          <w:b/>
+          <w:bCs/>
+        </w:rPr>
+        <w:t>}</w:t>
+      </w:r>
+    </w:p>
+    <w:p>
+      <w:pPr>
+        <w:jc w:val="center"/>
+      </w:pPr>
+      <w:r>
+        <w:rPr>
+          <w:noProof/>
+          <w:lang w:val="en-CA" w:eastAsia="en-CA"/>
+        </w:rPr>
+        <w:drawing>
+          <wp:inline distT="0" distB="0" distL="0" distR="0" wp14:anchorId="5FBD0920" wp14:editId="7056EE63">
+            <wp:extent cx="4862830" cy="2768058"/>
+            <wp:effectExtent l="0" t="0" r="0" b="0"/>
+            <wp:docPr id="99925194" name="Picture 9" descr="A computer with a blank screen&#10;&#10;AI-generated content may be incorrect."/>
+            <wp:cNvGraphicFramePr>
+              <a:graphicFrameLocks xmlns:a="http://schemas.openxmlformats.org/drawingml/2006/main" noChangeAspect="1"/>
+            </wp:cNvGraphicFramePr>
+            <a:graphic xmlns:a="http://schemas.openxmlformats.org/drawingml/2006/main">
+              <a:graphicData uri="http://schemas.openxmlformats.org/drawingml/2006/picture">
+                <pic:pic xmlns:pic="http://schemas.openxmlformats.org/drawingml/2006/picture">
+                  <pic:nvPicPr>
+                    <pic:cNvPr id="99925194" name="Picture 9" descr="A computer with a blank screen&#10;&#10;AI-generated content may be incorrect."/>
+                    <pic:cNvPicPr>
+                      <a:picLocks noChangeAspect="1" noChangeArrowheads="1"/>
+                    </pic:cNvPicPr>
+                  </pic:nvPicPr>
+                  <pic:blipFill>
+                    <a:blip r:embed="rId5" cstate="print">
+                      <a:grayscl/>
+                    </a:blip>
+                    <a:srcRect/>
+                    <a:stretch>
+                      <a:fillRect/>
+                    </a:stretch>
+                  </pic:blipFill>
+                  <pic:spPr bwMode="auto">
+                    <a:xfrm>
+                      <a:off x="0" y="0"/>
+                      <a:ext cx="4877628" cy="2776481"/>
+                    </a:xfrm>
+                    <a:prstGeom prst="rect">
+                      <a:avLst/>
+                    </a:prstGeom>
+                    <a:noFill/>
+                    <a:ln w="9525">
+                      <a:noFill/>
+                      <a:miter lim="800000"/>
+                      <a:headEnd/>
+                      <a:tailEnd/>
+                    </a:ln>
+                  </pic:spPr>
+                </pic:pic>
+              </a:graphicData>
+            </a:graphic>
+          </wp:inline>
+        </w:drawing>
+      </w:r>
+    </w:p>
+    <w:p/>
+    <w:p>
+      <w:r>
+        <w:rPr>
+          <w:b/>
+          <w:bCs/>
+        </w:rPr>
+        <w:lastRenderedPageBreak/>
+        <w:t>Question 9: Increment and Decrement Operators</w:t>
+      </w:r>
+    </w:p>
+    <w:p>
+      <w:r>
+        <w:t>Given the following program, trace the values of each variable after every line.</w:t>
+      </w:r>
+    </w:p>
+    <w:p/>
+    <w:p>
+      <w:pPr>
+        <w:rPr>
+          <w:rFonts w:ascii="Courier New" w:hAnsi="Courier New" w:cs="Courier New"/>
+          <w:b/>
+          <w:bCs/>
+          <w:sz w:val="22"/>
+          <w:szCs w:val="22"/>
+        </w:rPr>
+      </w:pPr>
+      <w:proofErr w:type="gramStart"/>
+      <w:r>
+        <w:rPr>
+          <w:rFonts w:ascii="Courier New" w:hAnsi="Courier New" w:cs="Courier New"/>
+          <w:b/>
+          <w:bCs/>
+          <w:sz w:val="22"/>
+          <w:szCs w:val="22"/>
+        </w:rPr>
+        <w:t>#include</w:t>
+      </w:r>
+      <w:proofErr w:type="gramEnd"/>
+      <w:r>
+        <w:rPr>
+          <w:rFonts w:ascii="Courier New" w:hAnsi="Courier New" w:cs="Courier New"/>
+          <w:b/>
+          <w:bCs/>
+          <w:sz w:val="22"/>
+          <w:szCs w:val="22"/>
+        </w:rPr>
+        <w:t xml:space="preserve"> &lt;iostream&gt;</w:t>
+      </w:r>
+    </w:p>
+    <w:p>
+      <w:pPr>
+        <w:rPr>
+          <w:rFonts w:ascii="Courier New" w:hAnsi="Courier New" w:cs="Courier New"/>
+          <w:b/>
+          <w:bCs/>
+          <w:sz w:val="22"/>
+          <w:szCs w:val="22"/>
+        </w:rPr>
+      </w:pPr>
+      <w:r>
+        <w:rPr>
+          <w:rFonts w:ascii="Courier New" w:hAnsi="Courier New" w:cs="Courier New"/>
+          <w:b/>
+          <w:bCs/>
+          <w:sz w:val="22"/>
+          <w:szCs w:val="22"/>
+        </w:rPr>
+        <w:t xml:space="preserve">using namespace </w:t>
+      </w:r>
+      <w:proofErr w:type="gramStart"/>
+      <w:r>
+        <w:rPr>
+          <w:rFonts w:ascii="Courier New" w:hAnsi="Courier New" w:cs="Courier New"/>
+          <w:b/>
+          <w:bCs/>
+          <w:sz w:val="22"/>
+          <w:szCs w:val="22"/>
+        </w:rPr>
+        <w:t>std;</w:t>
+      </w:r>
+      <w:proofErr w:type="gramEnd"/>
+    </w:p>
+    <w:p>
+      <w:pPr>
+        <w:rPr>
+          <w:rFonts w:ascii="Courier New" w:hAnsi="Courier New" w:cs="Courier New"/>
+          <w:b/>
+          <w:bCs/>
+          <w:sz w:val="22"/>
+          <w:szCs w:val="22"/>
+        </w:rPr>
+      </w:pPr>
+      <w:r>
+        <w:rPr>
+          <w:rFonts w:ascii="Courier New" w:hAnsi="Courier New" w:cs="Courier New"/>
+          <w:b/>
+          <w:bCs/>
+          <w:sz w:val="22"/>
+          <w:szCs w:val="22"/>
+        </w:rPr>
+        <w:t xml:space="preserve">int </w:t>
+      </w:r>
+      <w:proofErr w:type="gramStart"/>
+      <w:r>
+        <w:rPr>
+          <w:rFonts w:ascii="Courier New" w:hAnsi="Courier New" w:cs="Courier New"/>
+          <w:b/>
+          <w:bCs/>
+          <w:sz w:val="22"/>
+          <w:szCs w:val="22"/>
+        </w:rPr>
+        <w:t>main(</w:t>
+      </w:r>
+      <w:proofErr w:type="gramEnd"/>
+      <w:r>
+        <w:rPr>
+          <w:rFonts w:ascii="Courier New" w:hAnsi="Courier New" w:cs="Courier New"/>
+          <w:b/>
+          <w:bCs/>
+          <w:sz w:val="22"/>
+          <w:szCs w:val="22"/>
+        </w:rPr>
+        <w:t>)</w:t>
+      </w:r>
+    </w:p>
+    <w:p>
+      <w:pPr>
+        <w:rPr>
+          <w:rFonts w:ascii="Courier New" w:hAnsi="Courier New" w:cs="Courier New"/>
+          <w:b/>
+          <w:bCs/>
+          <w:sz w:val="22"/>
+          <w:szCs w:val="22"/>
+        </w:rPr>
+      </w:pPr>
+      <w:r>
+        <w:rPr>
+          <w:rFonts w:ascii="Courier New" w:hAnsi="Courier New" w:cs="Courier New"/>
+          <w:b/>
+          <w:bCs/>
+          <w:sz w:val="22"/>
+          <w:szCs w:val="22"/>
+        </w:rPr>
+        <w:t>{</w:t>
+      </w:r>
+    </w:p>
+    <w:p>
+      <w:pPr>
+        <w:rPr>
+          <w:rFonts w:ascii="Courier New" w:hAnsi="Courier New" w:cs="Courier New"/>
+          <w:b/>
+          <w:bCs/>
+          <w:sz w:val="22"/>
+          <w:szCs w:val="22"/>
+        </w:rPr>
+      </w:pPr>
+      <w:r>
+        <w:rPr>
+          <w:rFonts w:ascii="Courier New" w:hAnsi="Courier New" w:cs="Courier New"/>
+          <w:b/>
+          <w:bCs/>
+          <w:sz w:val="22"/>
+          <w:szCs w:val="22"/>
+        </w:rPr>
+        <w:t xml:space="preserve">    int x = 5, y, </w:t>
+      </w:r>
+      <w:proofErr w:type="gramStart"/>
+      <w:r>
+        <w:rPr>
+          <w:rFonts w:ascii="Courier New" w:hAnsi="Courier New" w:cs="Courier New"/>
+          <w:b/>
+          <w:bCs/>
+          <w:sz w:val="22"/>
+          <w:szCs w:val="22"/>
+        </w:rPr>
+        <w:t>z;</w:t>
+      </w:r>
+      <w:proofErr w:type="gramEnd"/>
+    </w:p>
+    <w:p>
+      <w:pPr>
+        <w:rPr>
+          <w:rFonts w:ascii="Courier New" w:hAnsi="Courier New" w:cs="Courier New"/>
+          <w:b/>
+          <w:bCs/>
+          <w:sz w:val="22"/>
+          <w:szCs w:val="22"/>
+        </w:rPr>
+      </w:pPr>
+      <w:r>
+        <w:rPr>
+          <w:rFonts w:ascii="Courier New" w:hAnsi="Courier New" w:cs="Courier New"/>
+          <w:b/>
+          <w:bCs/>
+          <w:sz w:val="22"/>
+          <w:szCs w:val="22"/>
+        </w:rPr>
+        <w:t xml:space="preserve">    y = ++</w:t>
+      </w:r>
+      <w:proofErr w:type="gramStart"/>
+      <w:r>
+        <w:rPr>
+          <w:rFonts w:ascii="Courier New" w:hAnsi="Courier New" w:cs="Courier New"/>
+          <w:b/>
+          <w:bCs/>
+          <w:sz w:val="22"/>
+          <w:szCs w:val="22"/>
+        </w:rPr>
+        <w:t xml:space="preserve">x;   </w:t>
+      </w:r>
+      <w:proofErr w:type="gramEnd"/>
+      <w:r>
+        <w:rPr>
+          <w:rFonts w:ascii="Courier New" w:hAnsi="Courier New" w:cs="Courier New"/>
+          <w:b/>
+          <w:bCs/>
+          <w:sz w:val="22"/>
+          <w:szCs w:val="22"/>
+        </w:rPr>
+        <w:t xml:space="preserve">     // line 1: pre-increment</w:t>
+      </w:r>
+    </w:p>
+    <w:p>
+      <w:pPr>
+        <w:rPr>
+          <w:rFonts w:ascii="Courier New" w:hAnsi="Courier New" w:cs="Courier New"/>
+          <w:b/>
+          <w:bCs/>
+          <w:sz w:val="22"/>
+          <w:szCs w:val="22"/>
+        </w:rPr>
+      </w:pPr>
+      <w:r>
+        <w:rPr>
+          <w:rFonts w:ascii="Courier New" w:hAnsi="Courier New" w:cs="Courier New"/>
+          <w:b/>
+          <w:bCs/>
+          <w:sz w:val="22"/>
+          <w:szCs w:val="22"/>
+        </w:rPr>
+        <w:t xml:space="preserve">    z = x + </w:t>
+      </w:r>
+      <w:proofErr w:type="gramStart"/>
+      <w:r>
+        <w:rPr>
+          <w:rFonts w:ascii="Courier New" w:hAnsi="Courier New" w:cs="Courier New"/>
+          <w:b/>
+          <w:bCs/>
+          <w:sz w:val="22"/>
+          <w:szCs w:val="22"/>
+        </w:rPr>
+        <w:t xml:space="preserve">y;   </w:t>
+      </w:r>
+      <w:proofErr w:type="gramEnd"/>
+      <w:r>
+        <w:rPr>
+          <w:rFonts w:ascii="Courier New" w:hAnsi="Courier New" w:cs="Courier New"/>
+          <w:b/>
+          <w:bCs/>
+          <w:sz w:val="22"/>
+          <w:szCs w:val="22"/>
+        </w:rPr>
+        <w:t xml:space="preserve">   // line 2</w:t>
+      </w:r>
+    </w:p>
+    <w:p>
+      <w:pPr>
+        <w:rPr>
+          <w:rFonts w:ascii="Courier New" w:hAnsi="Courier New" w:cs="Courier New"/>
+          <w:b/>
+          <w:bCs/>
+          <w:sz w:val="22"/>
+          <w:szCs w:val="22"/>
+        </w:rPr>
+      </w:pPr>
+      <w:r>
+        <w:rPr>
+          <w:rFonts w:ascii="Courier New" w:hAnsi="Courier New" w:cs="Courier New"/>
+          <w:b/>
+          <w:bCs/>
+          <w:sz w:val="22"/>
+          <w:szCs w:val="22"/>
+        </w:rPr>
+        <w:t xml:space="preserve">    y = x++;        // line 3: post-increment</w:t>
+      </w:r>
+    </w:p>
+    <w:p>
+      <w:pPr>
+        <w:rPr>
+          <w:rFonts w:ascii="Courier New" w:hAnsi="Courier New" w:cs="Courier New"/>
+          <w:b/>
+          <w:bCs/>
+          <w:sz w:val="22"/>
+          <w:szCs w:val="22"/>
+        </w:rPr>
+      </w:pPr>
+      <w:r>
+        <w:rPr>
+          <w:rFonts w:ascii="Courier New" w:hAnsi="Courier New" w:cs="Courier New"/>
+          <w:b/>
+          <w:bCs/>
+          <w:sz w:val="22"/>
+          <w:szCs w:val="22"/>
+        </w:rPr>
+        <w:t xml:space="preserve">    z = x + </w:t>
+      </w:r>
+      <w:proofErr w:type="gramStart"/>
+      <w:r>
+        <w:rPr>
+          <w:rFonts w:ascii="Courier New" w:hAnsi="Courier New" w:cs="Courier New"/>
+          <w:b/>
+          <w:bCs/>
+          <w:sz w:val="22"/>
+          <w:szCs w:val="22"/>
+        </w:rPr>
+        <w:t xml:space="preserve">y;   </w:t>
+      </w:r>
+      <w:proofErr w:type="gramEnd"/>
+      <w:r>
+        <w:rPr>
+          <w:rFonts w:ascii="Courier New" w:hAnsi="Courier New" w:cs="Courier New"/>
+          <w:b/>
+          <w:bCs/>
+          <w:sz w:val="22"/>
+          <w:szCs w:val="22"/>
+        </w:rPr>
+        <w:t xml:space="preserve">   // line 4</w:t>
+      </w:r>
+    </w:p>
+    <w:p>
+      <w:pPr>
+        <w:rPr>
+          <w:rFonts w:ascii="Courier New" w:hAnsi="Courier New" w:cs="Courier New"/>
+          <w:b/>
+          <w:bCs/>
+          <w:sz w:val="22"/>
+          <w:szCs w:val="22"/>
+        </w:rPr>
+      </w:pPr>
+      <w:r>
+        <w:rPr>
+          <w:rFonts w:ascii="Courier New" w:hAnsi="Courier New" w:cs="Courier New"/>
+          <w:b/>
+          <w:bCs/>
+          <w:sz w:val="22"/>
+          <w:szCs w:val="22"/>
+        </w:rPr>
+        <w:t xml:space="preserve">    y = --</w:t>
+      </w:r>
+      <w:proofErr w:type="gramStart"/>
+      <w:r>
+        <w:rPr>
+          <w:rFonts w:ascii="Courier New" w:hAnsi="Courier New" w:cs="Courier New"/>
+          <w:b/>
+          <w:bCs/>
+          <w:sz w:val="22"/>
+          <w:szCs w:val="22"/>
+        </w:rPr>
+        <w:t xml:space="preserve">x;   </w:t>
+      </w:r>
+      <w:proofErr w:type="gramEnd"/>
+      <w:r>
+        <w:rPr>
+          <w:rFonts w:ascii="Courier New" w:hAnsi="Courier New" w:cs="Courier New"/>
+          <w:b/>
+          <w:bCs/>
+          <w:sz w:val="22"/>
+          <w:szCs w:val="22"/>
+        </w:rPr>
+        <w:t xml:space="preserve">     // line 5: pre-decrement</w:t>
+      </w:r>
+    </w:p>
+    <w:p>
+      <w:pPr>
+        <w:rPr>
+          <w:rFonts w:ascii="Courier New" w:hAnsi="Courier New" w:cs="Courier New"/>
+          <w:b/>
+          <w:bCs/>
+          <w:sz w:val="22"/>
+          <w:szCs w:val="22"/>
+        </w:rPr>
+      </w:pPr>
+      <w:r>
+        <w:rPr>
+          <w:rFonts w:ascii="Courier New" w:hAnsi="Courier New" w:cs="Courier New"/>
+          <w:b/>
+          <w:bCs/>
+          <w:sz w:val="22"/>
+          <w:szCs w:val="22"/>
+        </w:rPr>
+        <w:t xml:space="preserve">    z = x + </w:t>
+      </w:r>
+      <w:proofErr w:type="gramStart"/>
+      <w:r>
+        <w:rPr>
+          <w:rFonts w:ascii="Courier New" w:hAnsi="Courier New" w:cs="Courier New"/>
+          <w:b/>
+          <w:bCs/>
+          <w:sz w:val="22"/>
+          <w:szCs w:val="22"/>
+        </w:rPr>
+        <w:t xml:space="preserve">y;   </w:t>
+      </w:r>
+      <w:proofErr w:type="gramEnd"/>
+      <w:r>
+        <w:rPr>
+          <w:rFonts w:ascii="Courier New" w:hAnsi="Courier New" w:cs="Courier New"/>
+          <w:b/>
+          <w:bCs/>
+          <w:sz w:val="22"/>
+          <w:szCs w:val="22"/>
+        </w:rPr>
+        <w:t xml:space="preserve">   // line 6</w:t>
+      </w:r>
+    </w:p>
+    <w:p>
+      <w:pPr>
+        <w:rPr>
+          <w:rFonts w:ascii="Courier New" w:hAnsi="Courier New" w:cs="Courier New"/>
+          <w:b/>
+          <w:bCs/>
+          <w:sz w:val="22"/>
+          <w:szCs w:val="22"/>
+        </w:rPr>
+      </w:pPr>
+      <w:r>
+        <w:rPr>
+          <w:rFonts w:ascii="Courier New" w:hAnsi="Courier New" w:cs="Courier New"/>
+          <w:b/>
+          <w:bCs/>
+          <w:sz w:val="22"/>
+          <w:szCs w:val="22"/>
+        </w:rPr>
+        <w:t xml:space="preserve">    y = x--;        // line 7: post-decrement</w:t>
+      </w:r>
+    </w:p>
+    <w:p>
+      <w:pPr>
+        <w:rPr>
+          <w:rFonts w:ascii="Courier New" w:hAnsi="Courier New" w:cs="Courier New"/>
+          <w:b/>
+          <w:bCs/>
+          <w:sz w:val="22"/>
+          <w:szCs w:val="22"/>
+        </w:rPr>
+      </w:pPr>
+      <w:r>
+        <w:rPr>
+          <w:rFonts w:ascii="Courier New" w:hAnsi="Courier New" w:cs="Courier New"/>
+          <w:b/>
+          <w:bCs/>
+          <w:sz w:val="22"/>
+          <w:szCs w:val="22"/>
+        </w:rPr>
+        <w:t xml:space="preserve">    z = x + </w:t>
+      </w:r>
+      <w:proofErr w:type="gramStart"/>
+      <w:r>
+        <w:rPr>
+          <w:rFonts w:ascii="Courier New" w:hAnsi="Courier New" w:cs="Courier New"/>
+          <w:b/>
+          <w:bCs/>
+          <w:sz w:val="22"/>
+          <w:szCs w:val="22"/>
+        </w:rPr>
+        <w:t xml:space="preserve">y;   </w:t>
+      </w:r>
+      <w:proofErr w:type="gramEnd"/>
+      <w:r>
+        <w:rPr>
+          <w:rFonts w:ascii="Courier New" w:hAnsi="Courier New" w:cs="Courier New"/>
+          <w:b/>
+          <w:bCs/>
+          <w:sz w:val="22"/>
+          <w:szCs w:val="22"/>
+        </w:rPr>
+        <w:t xml:space="preserve">   // line 8</w:t>
+      </w:r>
+    </w:p>
+    <w:p>
+      <w:pPr>
+        <w:rPr>
+          <w:rFonts w:ascii="Courier New" w:hAnsi="Courier New" w:cs="Courier New"/>
+          <w:b/>
+          <w:bCs/>
+          <w:sz w:val="22"/>
+          <w:szCs w:val="22"/>
+        </w:rPr>
+      </w:pPr>
+      <w:r>
+        <w:rPr>
+          <w:rFonts w:ascii="Courier New" w:hAnsi="Courier New" w:cs="Courier New"/>
+          <w:b/>
+          <w:bCs/>
+          <w:sz w:val="22"/>
+          <w:szCs w:val="22"/>
+        </w:rPr>
+        <w:t xml:space="preserve">    </w:t>
+      </w:r>
+      <w:proofErr w:type="spellStart"/>
+      <w:r>
+        <w:rPr>
+          <w:rFonts w:ascii="Courier New" w:hAnsi="Courier New" w:cs="Courier New"/>
+          <w:b/>
+          <w:bCs/>
+          <w:sz w:val="22"/>
+          <w:szCs w:val="22"/>
+        </w:rPr>
+        <w:t>cout</w:t>
+      </w:r>
+      <w:proofErr w:type="spellEnd"/>
+      <w:r>
+        <w:rPr>
+          <w:rFonts w:ascii="Courier New" w:hAnsi="Courier New" w:cs="Courier New"/>
+          <w:b/>
+          <w:bCs/>
+          <w:sz w:val="22"/>
+          <w:szCs w:val="22"/>
+        </w:rPr>
+        <w:t xml:space="preserve"> &lt;&lt; "x = " &lt;&lt; x &lt;&lt; </w:t>
+      </w:r>
+      <w:proofErr w:type="spellStart"/>
+      <w:proofErr w:type="gramStart"/>
+      <w:r>
+        <w:rPr>
+          <w:rFonts w:ascii="Courier New" w:hAnsi="Courier New" w:cs="Courier New"/>
+          <w:b/>
+          <w:bCs/>
+          <w:sz w:val="22"/>
+          <w:szCs w:val="22"/>
+        </w:rPr>
+        <w:t>endl</w:t>
+      </w:r>
+      <w:proofErr w:type="spellEnd"/>
+      <w:r>
+        <w:rPr>
+          <w:rFonts w:ascii="Courier New" w:hAnsi="Courier New" w:cs="Courier New"/>
+          <w:b/>
+          <w:bCs/>
+          <w:sz w:val="22"/>
+          <w:szCs w:val="22"/>
+        </w:rPr>
+        <w:t>;</w:t>
+      </w:r>
+      <w:proofErr w:type="gramEnd"/>
+    </w:p>
+    <w:p>
+      <w:pPr>
+        <w:rPr>
+          <w:rFonts w:ascii="Courier New" w:hAnsi="Courier New" w:cs="Courier New"/>
+          <w:b/>
+          <w:bCs/>
+          <w:sz w:val="22"/>
+          <w:szCs w:val="22"/>
+        </w:rPr>
+      </w:pPr>
+      <w:r>
+        <w:rPr>
+          <w:rFonts w:ascii="Courier New" w:hAnsi="Courier New" w:cs="Courier New"/>
+          <w:b/>
+          <w:bCs/>
+          <w:sz w:val="22"/>
+          <w:szCs w:val="22"/>
+        </w:rPr>
+        <w:t xml:space="preserve">    </w:t>
+      </w:r>
+      <w:proofErr w:type="spellStart"/>
+      <w:r>
+        <w:rPr>
+          <w:rFonts w:ascii="Courier New" w:hAnsi="Courier New" w:cs="Courier New"/>
+          <w:b/>
+          <w:bCs/>
+          <w:sz w:val="22"/>
+          <w:szCs w:val="22"/>
+        </w:rPr>
+        <w:t>cout</w:t>
+      </w:r>
+      <w:proofErr w:type="spellEnd"/>
+      <w:r>
+        <w:rPr>
+          <w:rFonts w:ascii="Courier New" w:hAnsi="Courier New" w:cs="Courier New"/>
+          <w:b/>
+          <w:bCs/>
+          <w:sz w:val="22"/>
+          <w:szCs w:val="22"/>
+        </w:rPr>
+        <w:t xml:space="preserve"> &lt;&lt; "y = " &lt;&lt; y &lt;&lt; </w:t>
+      </w:r>
+      <w:proofErr w:type="spellStart"/>
+      <w:proofErr w:type="gramStart"/>
+      <w:r>
+        <w:rPr>
+          <w:rFonts w:ascii="Courier New" w:hAnsi="Courier New" w:cs="Courier New"/>
+          <w:b/>
+          <w:bCs/>
+          <w:sz w:val="22"/>
+          <w:szCs w:val="22"/>
+        </w:rPr>
+        <w:t>endl</w:t>
+      </w:r>
+      <w:proofErr w:type="spellEnd"/>
+      <w:r>
+        <w:rPr>
+          <w:rFonts w:ascii="Courier New" w:hAnsi="Courier New" w:cs="Courier New"/>
+          <w:b/>
+          <w:bCs/>
+          <w:sz w:val="22"/>
+          <w:szCs w:val="22"/>
+        </w:rPr>
+        <w:t>;</w:t>
+      </w:r>
+      <w:proofErr w:type="gramEnd"/>
+    </w:p>
+    <w:p>
+      <w:pPr>
+        <w:rPr>
+          <w:rFonts w:ascii="Courier New" w:hAnsi="Courier New" w:cs="Courier New"/>
+          <w:b/>
+          <w:bCs/>
+          <w:sz w:val="22"/>
+          <w:szCs w:val="22"/>
+        </w:rPr>
+      </w:pPr>
+      <w:r>
+        <w:rPr>
+          <w:rFonts w:ascii="Courier New" w:hAnsi="Courier New" w:cs="Courier New"/>
+          <w:b/>
+          <w:bCs/>
+          <w:sz w:val="22"/>
+          <w:szCs w:val="22"/>
+        </w:rPr>
+        <w:t xml:space="preserve">    </w:t>
+      </w:r>
+      <w:proofErr w:type="spellStart"/>
+      <w:r>
+        <w:rPr>
+          <w:rFonts w:ascii="Courier New" w:hAnsi="Courier New" w:cs="Courier New"/>
+          <w:b/>
+          <w:bCs/>
+          <w:sz w:val="22"/>
+          <w:szCs w:val="22"/>
+        </w:rPr>
+        <w:t>cout</w:t>
+      </w:r>
+      <w:proofErr w:type="spellEnd"/>
+      <w:r>
+        <w:rPr>
+          <w:rFonts w:ascii="Courier New" w:hAnsi="Courier New" w:cs="Courier New"/>
+          <w:b/>
+          <w:bCs/>
+          <w:sz w:val="22"/>
+          <w:szCs w:val="22"/>
+        </w:rPr>
+        <w:t xml:space="preserve"> &lt;&lt; "z = " &lt;&lt; z &lt;&lt; </w:t>
+      </w:r>
+      <w:proofErr w:type="spellStart"/>
+      <w:proofErr w:type="gramStart"/>
+      <w:r>
+        <w:rPr>
+          <w:rFonts w:ascii="Courier New" w:hAnsi="Courier New" w:cs="Courier New"/>
+          <w:b/>
+          <w:bCs/>
+          <w:sz w:val="22"/>
+          <w:szCs w:val="22"/>
+        </w:rPr>
+        <w:t>endl</w:t>
+      </w:r>
+      <w:proofErr w:type="spellEnd"/>
+      <w:r>
+        <w:rPr>
+          <w:rFonts w:ascii="Courier New" w:hAnsi="Courier New" w:cs="Courier New"/>
+          <w:b/>
+          <w:bCs/>
+          <w:sz w:val="22"/>
+          <w:szCs w:val="22"/>
+        </w:rPr>
+        <w:t>;</w:t>
+      </w:r>
+      <w:proofErr w:type="gramEnd"/>
+    </w:p>
+    <w:p>
+      <w:pPr>
+        <w:rPr>
+          <w:rFonts w:ascii="Courier New" w:hAnsi="Courier New" w:cs="Courier New"/>
+          <w:b/>
+          <w:bCs/>
+          <w:sz w:val="22"/>
+          <w:szCs w:val="22"/>
+        </w:rPr>
+      </w:pPr>
+      <w:r>
+        <w:rPr>
+          <w:rFonts w:ascii="Courier New" w:hAnsi="Courier New" w:cs="Courier New"/>
+          <w:b/>
+          <w:bCs/>
+          <w:sz w:val="22"/>
+          <w:szCs w:val="22"/>
+        </w:rPr>
+        <w:t xml:space="preserve">    return </w:t>
+      </w:r>
+      <w:proofErr w:type="gramStart"/>
+      <w:r>
+        <w:rPr>
+          <w:rFonts w:ascii="Courier New" w:hAnsi="Courier New" w:cs="Courier New"/>
+          <w:b/>
+          <w:bCs/>
+          <w:sz w:val="22"/>
+          <w:szCs w:val="22"/>
+        </w:rPr>
+        <w:t>0;</w:t>
+      </w:r>
+      <w:proofErr w:type="gramEnd"/>
+    </w:p>
+    <w:p>
+      <w:pPr>
+        <w:rPr>
+          <w:rFonts w:ascii="Courier New" w:hAnsi="Courier New" w:cs="Courier New"/>
+          <w:b/>
+          <w:bCs/>
+          <w:sz w:val="22"/>
+          <w:szCs w:val="22"/>
+        </w:rPr>
+      </w:pPr>
+      <w:r>
+        <w:rPr>
+          <w:rFonts w:ascii="Courier New" w:hAnsi="Courier New" w:cs="Courier New"/>
+          <w:b/>
+          <w:bCs/>
+          <w:sz w:val="22"/>
+          <w:szCs w:val="22"/>
+        </w:rPr>
+        <w:t>}</w:t>
+      </w:r>
+    </w:p>
+    <w:p/>
+    <w:p/>
+    <w:p/>
+    <w:p/>
+    <w:p/>
+    <w:p/>
+    <w:p/>
+    <w:p>
+      <w:r>
+        <w:lastRenderedPageBreak/>
+        <w:t>Fill in the table with the values of each variable after every line.</w:t>
+      </w:r>
+    </w:p>
+    <w:tbl>
+      <w:tblPr>
+        <w:tblW w:w="0" w:type="auto"/>
+        <w:jc w:val="center"/>
+        <w:tblCellSpacing w:w="15" w:type="dxa"/>
+        <w:tblBorders>
+          <w:top w:val="single" w:sz="4" w:space="0" w:color="auto"/>
+          <w:left w:val="single" w:sz="4" w:space="0" w:color="auto"/>
+          <w:bottom w:val="single" w:sz="4" w:space="0" w:color="auto"/>
+          <w:right w:val="single" w:sz="4" w:space="0" w:color="auto"/>
+          <w:insideH w:val="single" w:sz="4" w:space="0" w:color="auto"/>
+          <w:insideV w:val="single" w:sz="4" w:space="0" w:color="auto"/>
+        </w:tblBorders>
+        <w:tblCellMar>
+          <w:top w:w="15" w:type="dxa"/>
+          <w:left w:w="15" w:type="dxa"/>
+          <w:bottom w:w="15" w:type="dxa"/>
+          <w:right w:w="15" w:type="dxa"/>
+        </w:tblCellMar>
+        <w:tblLook w:val="04A0" w:firstRow="1" w:lastRow="0" w:firstColumn="1" w:lastColumn="0" w:noHBand="0" w:noVBand="1"/>
+      </w:tblPr>
+      <w:tblGrid>
+        <w:gridCol w:w="1705"/>
+        <w:gridCol w:w="3420"/>
+        <w:gridCol w:w="1260"/>
+        <w:gridCol w:w="1260"/>
+        <w:gridCol w:w="1440"/>
+      </w:tblGrid>
+      <w:tr>
+        <w:trPr>
+          <w:tblHeader/>
+          <w:tblCellSpacing w:w="15" w:type="dxa"/>
+          <w:jc w:val="center"/>
+        </w:trPr>
+        <w:tc>
+          <w:tcPr>
+            <w:tcW w:w="1660" w:type="dxa"/>
+            <w:vAlign w:val="center"/>
+            <w:hideMark/>
+          </w:tcPr>
+          <w:p>
+            <w:pPr>
+              <w:jc w:val="center"/>
+              <w:rPr>
+                <w:b/>
+                <w:bCs/>
+              </w:rPr>
+            </w:pPr>
+            <w:r>
+              <w:rPr>
+                <w:b/>
+                <w:bCs/>
+              </w:rPr>
+              <w:t>Line</w:t>
+            </w:r>
+          </w:p>
+        </w:tc>
+        <w:tc>
+          <w:tcPr>
+            <w:tcW w:w="3390" w:type="dxa"/>
+            <w:vAlign w:val="center"/>
+            <w:hideMark/>
+          </w:tcPr>
+          <w:p>
+            <w:pPr>
+              <w:jc w:val="center"/>
+              <w:rPr>
+                <w:b/>
+                <w:bCs/>
+              </w:rPr>
+            </w:pPr>
+            <w:r>
+              <w:rPr>
+                <w:b/>
+                <w:bCs/>
+              </w:rPr>
+              <w:t>Statement</w:t>
+            </w:r>
+          </w:p>
+        </w:tc>
+        <w:tc>
+          <w:tcPr>
+            <w:tcW w:w="1230" w:type="dxa"/>
+            <w:vAlign w:val="center"/>
+            <w:hideMark/>
+          </w:tcPr>
+          <w:p>
+            <w:pPr>
+              <w:jc w:val="center"/>
+              <w:rPr>
+                <w:b/>
+                <w:bCs/>
+              </w:rPr>
+            </w:pPr>
+            <w:r>
+              <w:rPr>
+                <w:b/>
+                <w:bCs/>
+              </w:rPr>
+              <w:t>x</w:t>
+            </w:r>
+          </w:p>
+        </w:tc>
+        <w:tc>
+          <w:tcPr>
+            <w:tcW w:w="1230" w:type="dxa"/>
+            <w:vAlign w:val="center"/>
+            <w:hideMark/>
+          </w:tcPr>
+          <w:p>
+            <w:pPr>
+              <w:jc w:val="center"/>
+              <w:rPr>
+                <w:b/>
+                <w:bCs/>
+              </w:rPr>
+            </w:pPr>
+            <w:r>
+              <w:rPr>
+                <w:b/>
+                <w:bCs/>
+              </w:rPr>
+              <w:t>y</w:t>
+            </w:r>
+          </w:p>
+        </w:tc>
+        <w:tc>
+          <w:tcPr>
+            <w:tcW w:w="1395" w:type="dxa"/>
+            <w:vAlign w:val="center"/>
+            <w:hideMark/>
+          </w:tcPr>
+          <w:p>
+            <w:pPr>
+              <w:jc w:val="center"/>
+              <w:rPr>
+                <w:b/>
+                <w:bCs/>
+              </w:rPr>
+            </w:pPr>
+            <w:r>
+              <w:rPr>
+                <w:b/>
+                <w:bCs/>
+              </w:rPr>
+              <w:t>z</w:t>
+            </w:r>
+          </w:p>
+        </w:tc>
+      </w:tr>
+      <w:tr>
+        <w:trPr>
+          <w:tblCellSpacing w:w="15" w:type="dxa"/>
+          <w:jc w:val="center"/>
+        </w:trPr>
+        <w:tc>
+          <w:tcPr>
+            <w:tcW w:w="1660" w:type="dxa"/>
+            <w:vAlign w:val="center"/>
+            <w:hideMark/>
+          </w:tcPr>
+          <w:p>
+            <w:pPr>
+              <w:jc w:val="center"/>
+            </w:pPr>
+            <w:r>
+              <w:t>Start</w:t>
+            </w:r>
+          </w:p>
+        </w:tc>
+        <w:tc>
+          <w:tcPr>
+            <w:tcW w:w="3390" w:type="dxa"/>
+            <w:vAlign w:val="center"/>
+            <w:hideMark/>
+          </w:tcPr>
+          <w:p>
+            <w:pPr>
+              <w:jc w:val="center"/>
+            </w:pPr>
+            <w:r>
+              <w:t>int x = 5, y, z;</w:t>
+            </w:r>
+          </w:p>
+        </w:tc>
+        <w:tc>
+          <w:tcPr>
+            <w:tcW w:w="1230" w:type="dxa"/>
+            <w:vAlign w:val="center"/>
+            <w:hideMark/>
+          </w:tcPr>
+          <w:p>
+            <w:pPr>
+              <w:jc w:val="center"/>
+            </w:pPr>
+            <w:r>
+              <w:t>5</w:t>
+            </w:r>
+          </w:p>
+        </w:tc>
+        <w:tc>
+          <w:tcPr>
+            <w:tcW w:w="1230" w:type="dxa"/>
+            <w:vAlign w:val="center"/>
+            <w:hideMark/>
+          </w:tcPr>
+          <w:p>
+            <w:pPr>
+              <w:jc w:val="center"/>
+            </w:pPr>
+            <w:r>
+              <w:t>–</w:t>
+            </w:r>
+          </w:p>
+        </w:tc>
+        <w:tc>
+          <w:tcPr>
+            <w:tcW w:w="1395" w:type="dxa"/>
+            <w:vAlign w:val="center"/>
+            <w:hideMark/>
+          </w:tcPr>
+          <w:p>
+            <w:pPr>
+              <w:jc w:val="center"/>
+            </w:pPr>
+            <w:r>
+              <w:t>–</w:t>
+            </w:r>
+          </w:p>
+        </w:tc>
+      </w:tr>
+      <w:tr>
+        <w:trPr>
+          <w:tblCellSpacing w:w="15" w:type="dxa"/>
+          <w:jc w:val="center"/>
+        </w:trPr>
+        <w:tc>
+          <w:tcPr>
+            <w:tcW w:w="1660" w:type="dxa"/>
+            <w:vAlign w:val="center"/>
+            <w:hideMark/>
+          </w:tcPr>
+          <w:p>
+            <w:pPr>
+              <w:jc w:val="center"/>
+            </w:pPr>
+            <w:r>
+              <w:t>1</w:t>
+            </w:r>
+          </w:p>
+        </w:tc>
+        <w:tc>
+          <w:tcPr>
+            <w:tcW w:w="3390" w:type="dxa"/>
+            <w:vAlign w:val="center"/>
+            <w:hideMark/>
+          </w:tcPr>
+          <w:p>
+            <w:pPr>
+              <w:jc w:val="center"/>
+            </w:pPr>
+            <w:r>
+              <w:t>y = ++x;</w:t>
+            </w:r>
+          </w:p>
+        </w:tc>
+        <w:tc>
+          <w:tcPr>
+            <w:tcW w:w="1230" w:type="dxa"/>
+            <w:vAlign w:val="center"/>
+            <w:hideMark/>
+          </w:tcPr>
+          <w:p>
+            <w:pPr>
+              <w:jc w:val="center"/>
+            </w:pPr>
+          </w:p>
+        </w:tc>
+        <w:tc>
+          <w:tcPr>
+            <w:tcW w:w="1230" w:type="dxa"/>
+            <w:vAlign w:val="center"/>
+            <w:hideMark/>
+          </w:tcPr>
+          <w:p>
+            <w:pPr>
+              <w:jc w:val="center"/>
+            </w:pPr>
+          </w:p>
+        </w:tc>
+        <w:tc>
+          <w:tcPr>
+            <w:tcW w:w="1395" w:type="dxa"/>
+            <w:vAlign w:val="center"/>
+            <w:hideMark/>
+          </w:tcPr>
+          <w:p>
+            <w:pPr>
+              <w:jc w:val="center"/>
+            </w:pPr>
+            <w:r>
+              <w:t>–</w:t>
+            </w:r>
+          </w:p>
+        </w:tc>
+      </w:tr>
+      <w:tr>
+        <w:trPr>
+          <w:tblCellSpacing w:w="15" w:type="dxa"/>
+          <w:jc w:val="center"/>
+        </w:trPr>
+        <w:tc>
+          <w:tcPr>
+            <w:tcW w:w="1660" w:type="dxa"/>
+            <w:vAlign w:val="center"/>
+            <w:hideMark/>
+          </w:tcPr>
+          <w:p>
+            <w:pPr>
+              <w:jc w:val="center"/>
+            </w:pPr>
+            <w:r>
+              <w:t>2</w:t>
+            </w:r>
+          </w:p>
+        </w:tc>
+        <w:tc>
+          <w:tcPr>
+            <w:tcW w:w="3390" w:type="dxa"/>
+            <w:vAlign w:val="center"/>
+            <w:hideMark/>
+          </w:tcPr>
+          <w:p>
+            <w:pPr>
+              <w:jc w:val="center"/>
+            </w:pPr>
+            <w:r>
+              <w:t>z = x + y;</w:t>
+            </w:r>
+          </w:p>
+        </w:tc>
+        <w:tc>
+          <w:tcPr>
+            <w:tcW w:w="1230" w:type="dxa"/>
+            <w:vAlign w:val="center"/>
+            <w:hideMark/>
+          </w:tcPr>
+          <w:p>
+            <w:pPr>
+              <w:jc w:val="center"/>
+            </w:pPr>
+          </w:p>
+        </w:tc>
+        <w:tc>
+          <w:tcPr>
+            <w:tcW w:w="1230" w:type="dxa"/>
+            <w:vAlign w:val="center"/>
+            <w:hideMark/>
+          </w:tcPr>
+          <w:p>
+            <w:pPr>
+              <w:jc w:val="center"/>
+            </w:pPr>
+          </w:p>
+        </w:tc>
+        <w:tc>
+          <w:tcPr>
+            <w:tcW w:w="1395" w:type="dxa"/>
+            <w:vAlign w:val="center"/>
+            <w:hideMark/>
+          </w:tcPr>
+          <w:p>
+            <w:pPr>
+              <w:jc w:val="center"/>
+            </w:pPr>
+          </w:p>
+        </w:tc>
+      </w:tr>
+      <w:tr>
+        <w:trPr>
+          <w:tblCellSpacing w:w="15" w:type="dxa"/>
+          <w:jc w:val="center"/>
+        </w:trPr>
+        <w:tc>
+          <w:tcPr>
+            <w:tcW w:w="1660" w:type="dxa"/>
+            <w:vAlign w:val="center"/>
+            <w:hideMark/>
+          </w:tcPr>
+          <w:p>
+            <w:pPr>
+              <w:jc w:val="center"/>
+            </w:pPr>
+            <w:r>
+              <w:t>3</w:t>
+            </w:r>
+          </w:p>
+        </w:tc>
+        <w:tc>
+          <w:tcPr>
+            <w:tcW w:w="3390" w:type="dxa"/>
+            <w:vAlign w:val="center"/>
+            <w:hideMark/>
+          </w:tcPr>
+          <w:p>
+            <w:pPr>
+              <w:jc w:val="center"/>
+            </w:pPr>
+            <w:r>
+              <w:t>y = x++;</w:t>
+            </w:r>
+          </w:p>
+        </w:tc>
+        <w:tc>
+          <w:tcPr>
+            <w:tcW w:w="1230" w:type="dxa"/>
+            <w:vAlign w:val="center"/>
+            <w:hideMark/>
+          </w:tcPr>
+          <w:p>
+            <w:pPr>
+              <w:jc w:val="center"/>
+            </w:pPr>
+          </w:p>
+        </w:tc>
+        <w:tc>
+          <w:tcPr>
+            <w:tcW w:w="1230" w:type="dxa"/>
+            <w:vAlign w:val="center"/>
+            <w:hideMark/>
+          </w:tcPr>
+          <w:p>
+            <w:pPr>
+              <w:jc w:val="center"/>
+            </w:pPr>
+          </w:p>
+        </w:tc>
+        <w:tc>
+          <w:tcPr>
+            <w:tcW w:w="1395" w:type="dxa"/>
+            <w:vAlign w:val="center"/>
+            <w:hideMark/>
+          </w:tcPr>
+          <w:p>
+            <w:pPr>
+              <w:jc w:val="center"/>
+            </w:pPr>
+          </w:p>
+        </w:tc>
+      </w:tr>
+      <w:tr>
+        <w:trPr>
+          <w:tblCellSpacing w:w="15" w:type="dxa"/>
+          <w:jc w:val="center"/>
+        </w:trPr>
+        <w:tc>
+          <w:tcPr>
+            <w:tcW w:w="1660" w:type="dxa"/>
+            <w:vAlign w:val="center"/>
+            <w:hideMark/>
+          </w:tcPr>
+          <w:p>
+            <w:pPr>
+              <w:jc w:val="center"/>
+            </w:pPr>
+            <w:r>
+              <w:t>4</w:t>
+            </w:r>
+          </w:p>
+        </w:tc>
+        <w:tc>
+          <w:tcPr>
+            <w:tcW w:w="3390" w:type="dxa"/>
+            <w:vAlign w:val="center"/>
+            <w:hideMark/>
+          </w:tcPr>
+          <w:p>
+            <w:pPr>
+              <w:jc w:val="center"/>
+            </w:pPr>
+            <w:r>
+              <w:t>z = x + y;</w:t>
+            </w:r>
+          </w:p>
+        </w:tc>
+        <w:tc>
+          <w:tcPr>
+            <w:tcW w:w="1230" w:type="dxa"/>
+            <w:vAlign w:val="center"/>
+            <w:hideMark/>
+          </w:tcPr>
+          <w:p>
+            <w:pPr>
+              <w:jc w:val="center"/>
+            </w:pPr>
+          </w:p>
+        </w:tc>
+        <w:tc>
+          <w:tcPr>
+            <w:tcW w:w="1230" w:type="dxa"/>
+            <w:vAlign w:val="center"/>
+            <w:hideMark/>
+          </w:tcPr>
+          <w:p>
+            <w:pPr>
+              <w:jc w:val="center"/>
+            </w:pPr>
+          </w:p>
+        </w:tc>
+        <w:tc>
+          <w:tcPr>
+            <w:tcW w:w="1395" w:type="dxa"/>
+            <w:vAlign w:val="center"/>
+            <w:hideMark/>
+          </w:tcPr>
+          <w:p>
+            <w:pPr>
+              <w:jc w:val="center"/>
+            </w:pPr>
+          </w:p>
+        </w:tc>
+      </w:tr>
+      <w:tr>
+        <w:trPr>
+          <w:tblCellSpacing w:w="15" w:type="dxa"/>
+          <w:jc w:val="center"/>
+        </w:trPr>
+        <w:tc>
+          <w:tcPr>
+            <w:tcW w:w="1660" w:type="dxa"/>
+            <w:vAlign w:val="center"/>
+            <w:hideMark/>
+          </w:tcPr>
+          <w:p>
+            <w:pPr>
+              <w:jc w:val="center"/>
+            </w:pPr>
+            <w:r>
+              <w:t>5</w:t>
+            </w:r>
+          </w:p>
+        </w:tc>
+        <w:tc>
+          <w:tcPr>
+            <w:tcW w:w="3390" w:type="dxa"/>
+            <w:vAlign w:val="center"/>
+            <w:hideMark/>
+          </w:tcPr>
+          <w:p>
+            <w:pPr>
+              <w:jc w:val="center"/>
+            </w:pPr>
+            <w:r>
+              <w:t>y = --x;</w:t>
+            </w:r>
+          </w:p>
+        </w:tc>
+        <w:tc>
+          <w:tcPr>
+            <w:tcW w:w="1230" w:type="dxa"/>
+            <w:vAlign w:val="center"/>
+            <w:hideMark/>
+          </w:tcPr>
+          <w:p>
+            <w:pPr>
+              <w:jc w:val="center"/>
+            </w:pPr>
+          </w:p>
+        </w:tc>
+        <w:tc>
+          <w:tcPr>
+            <w:tcW w:w="1230" w:type="dxa"/>
+            <w:vAlign w:val="center"/>
+            <w:hideMark/>
+          </w:tcPr>
+          <w:p>
+            <w:pPr>
+              <w:jc w:val="center"/>
+            </w:pPr>
+          </w:p>
+        </w:tc>
+        <w:tc>
+          <w:tcPr>
+            <w:tcW w:w="1395" w:type="dxa"/>
+            <w:vAlign w:val="center"/>
+            <w:hideMark/>
+          </w:tcPr>
+          <w:p>
+            <w:pPr>
+              <w:jc w:val="center"/>
+            </w:pPr>
+          </w:p>
+        </w:tc>
+      </w:tr>
+      <w:tr>
+        <w:trPr>
+          <w:tblCellSpacing w:w="15" w:type="dxa"/>
+          <w:jc w:val="center"/>
+        </w:trPr>
+        <w:tc>
+          <w:tcPr>
+            <w:tcW w:w="1660" w:type="dxa"/>
+            <w:vAlign w:val="center"/>
+            <w:hideMark/>
+          </w:tcPr>
+          <w:p>
+            <w:pPr>
+              <w:jc w:val="center"/>
+            </w:pPr>
+            <w:r>
+              <w:t>6</w:t>
+            </w:r>
+          </w:p>
+        </w:tc>
+        <w:tc>
+          <w:tcPr>
+            <w:tcW w:w="3390" w:type="dxa"/>
+            <w:vAlign w:val="center"/>
+            <w:hideMark/>
+          </w:tcPr>
+          <w:p>
+            <w:pPr>
+              <w:jc w:val="center"/>
+            </w:pPr>
+            <w:r>
+              <w:t>z = x + y;</w:t>
+            </w:r>
+          </w:p>
+        </w:tc>
+        <w:tc>
+          <w:tcPr>
+            <w:tcW w:w="1230" w:type="dxa"/>
+            <w:vAlign w:val="center"/>
+            <w:hideMark/>
+          </w:tcPr>
+          <w:p>
+            <w:pPr>
+              <w:jc w:val="center"/>
+            </w:pPr>
+          </w:p>
+        </w:tc>
+        <w:tc>
+          <w:tcPr>
+            <w:tcW w:w="1230" w:type="dxa"/>
+            <w:vAlign w:val="center"/>
+            <w:hideMark/>
+          </w:tcPr>
+          <w:p>
+            <w:pPr>
+              <w:jc w:val="center"/>
+            </w:pPr>
+          </w:p>
+        </w:tc>
+        <w:tc>
+          <w:tcPr>
+            <w:tcW w:w="1395" w:type="dxa"/>
+            <w:vAlign w:val="center"/>
+            <w:hideMark/>
+          </w:tcPr>
+          <w:p>
+            <w:pPr>
+              <w:jc w:val="center"/>
+            </w:pPr>
+          </w:p>
+        </w:tc>
+      </w:tr>
+      <w:tr>
+        <w:trPr>
+          <w:tblCellSpacing w:w="15" w:type="dxa"/>
+          <w:jc w:val="center"/>
+        </w:trPr>
+        <w:tc>
+          <w:tcPr>
+            <w:tcW w:w="1660" w:type="dxa"/>
+            <w:vAlign w:val="center"/>
+            <w:hideMark/>
+          </w:tcPr>
+          <w:p>
+            <w:pPr>
+              <w:jc w:val="center"/>
+            </w:pPr>
+            <w:r>
+              <w:t>7</w:t>
+            </w:r>
+          </w:p>
+        </w:tc>
+        <w:tc>
+          <w:tcPr>
+            <w:tcW w:w="3390" w:type="dxa"/>
+            <w:vAlign w:val="center"/>
+            <w:hideMark/>
+          </w:tcPr>
+          <w:p>
+            <w:pPr>
+              <w:jc w:val="center"/>
+            </w:pPr>
+            <w:r>
+              <w:t>y = x--;</w:t>
+            </w:r>
+          </w:p>
+        </w:tc>
+        <w:tc>
+          <w:tcPr>
+            <w:tcW w:w="1230" w:type="dxa"/>
+            <w:vAlign w:val="center"/>
+            <w:hideMark/>
+          </w:tcPr>
+          <w:p>
+            <w:pPr>
+              <w:jc w:val="center"/>
+            </w:pPr>
+          </w:p>
+        </w:tc>
+        <w:tc>
+          <w:tcPr>
+            <w:tcW w:w="1230" w:type="dxa"/>
+            <w:vAlign w:val="center"/>
+            <w:hideMark/>
+          </w:tcPr>
+          <w:p>
+            <w:pPr>
+              <w:jc w:val="center"/>
+            </w:pPr>
+          </w:p>
+        </w:tc>
+        <w:tc>
+          <w:tcPr>
+            <w:tcW w:w="1395" w:type="dxa"/>
+            <w:vAlign w:val="center"/>
+            <w:hideMark/>
+          </w:tcPr>
+          <w:p>
+            <w:pPr>
+              <w:jc w:val="center"/>
+            </w:pPr>
+          </w:p>
+        </w:tc>
+      </w:tr>
+      <w:tr>
+        <w:trPr>
+          <w:tblCellSpacing w:w="15" w:type="dxa"/>
+          <w:jc w:val="center"/>
+        </w:trPr>
+        <w:tc>
+          <w:tcPr>
+            <w:tcW w:w="1660" w:type="dxa"/>
+            <w:vAlign w:val="center"/>
+            <w:hideMark/>
+          </w:tcPr>
+          <w:p>
+            <w:pPr>
+              <w:jc w:val="center"/>
+            </w:pPr>
+            <w:r>
+              <w:t>8</w:t>
+            </w:r>
+          </w:p>
+        </w:tc>
+        <w:tc>
+          <w:tcPr>
+            <w:tcW w:w="3390" w:type="dxa"/>
+            <w:vAlign w:val="center"/>
+            <w:hideMark/>
+          </w:tcPr>
+          <w:p>
+            <w:pPr>
+              <w:jc w:val="center"/>
+            </w:pPr>
+            <w:r>
+              <w:t>z = x + y;</w:t>
+            </w:r>
+          </w:p>
+        </w:tc>
+        <w:tc>
+          <w:tcPr>
+            <w:tcW w:w="1230" w:type="dxa"/>
+            <w:vAlign w:val="center"/>
+            <w:hideMark/>
+          </w:tcPr>
+          <w:p>
+            <w:pPr>
+              <w:jc w:val="center"/>
+            </w:pPr>
+          </w:p>
+        </w:tc>
+        <w:tc>
+          <w:tcPr>
+            <w:tcW w:w="1230" w:type="dxa"/>
+            <w:vAlign w:val="center"/>
+            <w:hideMark/>
+          </w:tcPr>
+          <w:p>
+            <w:pPr>
+              <w:jc w:val="center"/>
+            </w:pPr>
+          </w:p>
+        </w:tc>
+        <w:tc>
+          <w:tcPr>
+            <w:tcW w:w="1395" w:type="dxa"/>
+            <w:vAlign w:val="center"/>
+            <w:hideMark/>
+          </w:tcPr>
+          <w:p>
+            <w:pPr>
+              <w:jc w:val="center"/>
+            </w:pPr>
+          </w:p>
+        </w:tc>
+      </w:tr>
+    </w:tbl>
+    <w:p/>
+    <w:p/>
+    <w:p/>
+    <w:p/>
+    <w:p/>
+    <w:p/>
     <w:p>
       <w:pPr>
         <w:rPr>
@@ -5690,7 +7804,6 @@
   <w:style w:type="character" w:default="1" w:styleId="DefaultParagraphFont">
     <w:name w:val="Default Paragraph Font"/>
     <w:uiPriority w:val="1"/>
-    <w:semiHidden/>
     <w:unhideWhenUsed/>
   </w:style>
   <w:style w:type="table" w:default="1" w:styleId="TableNormal">
